--- a/output/withdrawal-sop.docx
+++ b/output/withdrawal-sop.docx
@@ -107,7 +107,7 @@
           <w:color w:val="000000"/>
           <w:sz w:val="18"/>
         </w:rPr>
-        <w:t>ACS 2026</w:t>
+        <w:t>ELDA Lead Systems Course Workbook, pp 60–62 (Learning Objectives)</w:t>
       </w:r>
       <w:r>
         <w:rPr>

--- a/output/withdrawal-sop.docx
+++ b/output/withdrawal-sop.docx
@@ -65,7 +65,7 @@
           <w:color w:val="000000"/>
           <w:sz w:val="38"/>
         </w:rPr>
-        <w:t>Adventure Race — Participant Withdrawal SOP</w:t>
+        <w:t>Warrant Officer Adventure Race — Participant Withdrawal SOP</w:t>
       </w:r>
     </w:p>
     <w:p>

--- a/output/withdrawal-sop.docx
+++ b/output/withdrawal-sop.docx
@@ -52,20 +52,36 @@
     <w:p>
       <w:pPr>
         <w:pStyle w:val="Normal"/>
+        <w:spacing w:before="0" w:after="20"/>
+        <w:rPr/>
+      </w:pPr>
+      <w:r>
+        <w:rPr>
+          <w:rFonts w:cs="Arial" w:ascii="Arial" w:hAnsi="Arial"/>
+          <w:b/>
+          <w:color w:val="000000"/>
+          <w:sz w:val="40"/>
+        </w:rPr>
+        <w:t>ELDA Lead Systems Withdrawal SOP</w:t>
+      </w:r>
+    </w:p>
+    <w:p>
+      <w:pPr>
+        <w:pStyle w:val="Normal"/>
         <w:pBdr>
           <w:bottom w:val="single" w:sz="18" w:space="8" w:color="C62026"/>
         </w:pBdr>
-        <w:spacing w:before="0" w:after="40"/>
-        <w:rPr/>
-      </w:pPr>
-      <w:r>
-        <w:rPr>
-          <w:rFonts w:cs="Arial" w:ascii="Arial" w:hAnsi="Arial"/>
-          <w:b/>
-          <w:color w:val="000000"/>
-          <w:sz w:val="38"/>
-        </w:rPr>
-        <w:t>Warrant Officer Adventure Race — Participant Withdrawal SOP</w:t>
+        <w:spacing w:before="0" w:after="80"/>
+        <w:rPr/>
+      </w:pPr>
+      <w:r>
+        <w:rPr>
+          <w:rFonts w:cs="Arial" w:ascii="Arial" w:hAnsi="Arial"/>
+          <w:b/>
+          <w:color w:val="002516"/>
+          <w:sz w:val="24"/>
+        </w:rPr>
+        <w:t>Warrant Officers Adventure Race</w:t>
       </w:r>
     </w:p>
     <w:p>
@@ -1096,7 +1112,7 @@
         <w:color w:val="000000"/>
         <w:sz w:val="17"/>
       </w:rPr>
-      <w:t>Participant Withdrawal SOP</w:t>
+      <w:t>ELDA Lead Systems Withdrawal SOP</w:t>
       <w:tab/>
       <w:t>ACS 2026</w:t>
       <w:tab/>
@@ -1220,7 +1236,7 @@
         <w:color w:val="000000"/>
         <w:sz w:val="17"/>
       </w:rPr>
-      <w:t>Participant Withdrawal SOP</w:t>
+      <w:t>ELDA Lead Systems Withdrawal SOP</w:t>
       <w:tab/>
       <w:t>ACS 2026</w:t>
       <w:tab/>

--- a/output/withdrawal-sop.docx
+++ b/output/withdrawal-sop.docx
@@ -62,7 +62,7 @@
           <w:color w:val="000000"/>
           <w:sz w:val="40"/>
         </w:rPr>
-        <w:t>ELDA Lead Systems Withdrawal SOP</w:t>
+        <w:t>ELDA Lead Systems Student Withdrawal SOP</w:t>
       </w:r>
     </w:p>
     <w:p>
@@ -1112,7 +1112,7 @@
         <w:color w:val="000000"/>
         <w:sz w:val="17"/>
       </w:rPr>
-      <w:t>ELDA Lead Systems Withdrawal SOP</w:t>
+      <w:t>ELDA Lead Systems Student Withdrawal SOP</w:t>
       <w:tab/>
       <w:t>ACS 2026</w:t>
       <w:tab/>
@@ -1236,7 +1236,7 @@
         <w:color w:val="000000"/>
         <w:sz w:val="17"/>
       </w:rPr>
-      <w:t>ELDA Lead Systems Withdrawal SOP</w:t>
+      <w:t>ELDA Lead Systems Student Withdrawal SOP</w:t>
       <w:tab/>
       <w:t>ACS 2026</w:t>
       <w:tab/>

--- a/output/withdrawal-sop.docx
+++ b/output/withdrawal-sop.docx
@@ -769,7 +769,7 @@
           <w:b w:val="false"/>
           <w:i w:val="false"/>
         </w:rPr>
-        <w:t>For non-immediate withdrawal, CI or SI NZALC and CI NCO School discuss the case; CI NCO School recommends withdrawal to COMDT ACS for confirmation.</w:t>
+        <w:t>For non-immediate withdrawal, CI NZALC and CI NCO School discuss the case; CI NZALC recommends withdrawal to COMDT ACS for confirmation.</w:t>
       </w:r>
     </w:p>
     <w:p>

--- a/output/withdrawal-sop.docx
+++ b/output/withdrawal-sop.docx
@@ -390,15 +390,15 @@
           <w:b/>
           <w:i w:val="false"/>
         </w:rPr>
-        <w:t>Safety or medical risk</w:t>
-      </w:r>
-      <w:r>
-        <w:rPr>
-          <w:rFonts w:cs="Book Antiqua"/>
-          <w:b w:val="false"/>
-          <w:i w:val="false"/>
-        </w:rPr>
-        <w:t xml:space="preserve"> — continued participation is unsafe or breaches an authorised medical restriction.</w:t>
+        <w:t>Safety or medical risk.</w:t>
+      </w:r>
+      <w:r>
+        <w:rPr>
+          <w:rFonts w:cs="Book Antiqua"/>
+          <w:b w:val="false"/>
+          <w:i w:val="false"/>
+        </w:rPr>
+        <w:t xml:space="preserve"> Continued participation is unsafe or breaches an authorised medical restriction.</w:t>
       </w:r>
     </w:p>
     <w:p>
@@ -426,15 +426,15 @@
           <w:b/>
           <w:i w:val="false"/>
         </w:rPr>
-        <w:t>Physical participation</w:t>
-      </w:r>
-      <w:r>
-        <w:rPr>
-          <w:rFonts w:cs="Book Antiqua"/>
-          <w:b w:val="false"/>
-          <w:i w:val="false"/>
-        </w:rPr>
-        <w:t xml:space="preserve"> — the participant cannot safely undertake sufficient required activity despite reasonable adaptation.</w:t>
+        <w:t>Physical participation.</w:t>
+      </w:r>
+      <w:r>
+        <w:rPr>
+          <w:rFonts w:cs="Book Antiqua"/>
+          <w:b w:val="false"/>
+          <w:i w:val="false"/>
+        </w:rPr>
+        <w:t xml:space="preserve"> The participant cannot safely undertake sufficient required activity despite reasonable adaptation.</w:t>
       </w:r>
     </w:p>
     <w:p>
@@ -462,15 +462,15 @@
           <w:b/>
           <w:i w:val="false"/>
         </w:rPr>
-        <w:t>Learning and assessment validity</w:t>
-      </w:r>
-      <w:r>
-        <w:rPr>
-          <w:rFonts w:cs="Book Antiqua"/>
-          <w:b w:val="false"/>
-          <w:i w:val="false"/>
-        </w:rPr>
-        <w:t xml:space="preserve"> — the participant can no longer be meaningfully exposed to, develop against, or be assessed against approved objectives.</w:t>
+        <w:t>Learning and assessment validity.</w:t>
+      </w:r>
+      <w:r>
+        <w:rPr>
+          <w:rFonts w:cs="Book Antiqua"/>
+          <w:b w:val="false"/>
+          <w:i w:val="false"/>
+        </w:rPr>
+        <w:t xml:space="preserve"> The participant can no longer be meaningfully exposed to, develop against, or be assessed against approved objectives.</w:t>
       </w:r>
     </w:p>
     <w:p>
@@ -498,15 +498,15 @@
           <w:b/>
           <w:i w:val="false"/>
         </w:rPr>
-        <w:t>Conduct</w:t>
-      </w:r>
-      <w:r>
-        <w:rPr>
-          <w:rFonts w:cs="Book Antiqua"/>
-          <w:b w:val="false"/>
-          <w:i w:val="false"/>
-        </w:rPr>
-        <w:t xml:space="preserve"> — repeated refusal, deliberate non-compliance, or behaviour that creates risk or prevents team functioning after feedback.</w:t>
+        <w:t>Conduct.</w:t>
+      </w:r>
+      <w:r>
+        <w:rPr>
+          <w:rFonts w:cs="Book Antiqua"/>
+          <w:b w:val="false"/>
+          <w:i w:val="false"/>
+        </w:rPr>
+        <w:t xml:space="preserve"> Repeated refusal, deliberate non-compliance, or behaviour that creates risk or prevents team functioning after feedback.</w:t>
       </w:r>
     </w:p>
     <w:p>
@@ -534,15 +534,15 @@
           <w:b/>
           <w:i w:val="false"/>
         </w:rPr>
-        <w:t>Developmental welfare</w:t>
-      </w:r>
-      <w:r>
-        <w:rPr>
-          <w:rFonts w:cs="Book Antiqua"/>
-          <w:b w:val="false"/>
-          <w:i w:val="false"/>
-        </w:rPr>
-        <w:t xml:space="preserve"> — continued participation is likely to cause harm and no longer provides meaningful developmental benefit.</w:t>
+        <w:t>Developmental welfare.</w:t>
+      </w:r>
+      <w:r>
+        <w:rPr>
+          <w:rFonts w:cs="Book Antiqua"/>
+          <w:b w:val="false"/>
+          <w:i w:val="false"/>
+        </w:rPr>
+        <w:t xml:space="preserve"> Continued participation is likely to cause harm and no longer provides meaningful developmental benefit.</w:t>
       </w:r>
     </w:p>
     <w:p>
@@ -614,7 +614,7 @@
           <w:b/>
           <w:i w:val="false"/>
         </w:rPr>
-        <w:t>What specific safety requirement, required activity, or approved learning or assessment objective can no longer be safely or meaningfully achieved — and what evidence shows that reasonable coaching, team adaptation or authorised adjustment will not restore the necessary conditions?</w:t>
+        <w:t>What specific safety requirement, required activity, or approved learning or assessment objective can no longer be safely or meaningfully achieved, and what evidence shows that reasonable coaching, team adaptation or authorised adjustment will not restore the necessary conditions?</w:t>
       </w:r>
     </w:p>
     <w:p>
@@ -675,15 +675,15 @@
           <w:b/>
           <w:i w:val="false"/>
         </w:rPr>
-        <w:t>Observe and enable</w:t>
-      </w:r>
-      <w:r>
-        <w:rPr>
-          <w:rFonts w:cs="Book Antiqua"/>
-          <w:b w:val="false"/>
-          <w:i w:val="false"/>
-        </w:rPr>
-        <w:t xml:space="preserve"> — identify the issue; allow the team a reasonable opportunity to recognise, respond and manage it.</w:t>
+        <w:t>Observe and enable.</w:t>
+      </w:r>
+      <w:r>
+        <w:rPr>
+          <w:rFonts w:cs="Book Antiqua"/>
+          <w:b w:val="false"/>
+          <w:i w:val="false"/>
+        </w:rPr>
+        <w:t xml:space="preserve"> Identify the issue; allow the team a reasonable opportunity to recognise, respond and manage it.</w:t>
       </w:r>
     </w:p>
     <w:p>
@@ -711,15 +711,15 @@
           <w:b/>
           <w:i w:val="false"/>
         </w:rPr>
-        <w:t>Intervene and reassess</w:t>
-      </w:r>
-      <w:r>
-        <w:rPr>
-          <w:rFonts w:cs="Book Antiqua"/>
-          <w:b w:val="false"/>
-          <w:i w:val="false"/>
-        </w:rPr>
-        <w:t xml:space="preserve"> — provide clear feedback; apply authorised adjustments; reassess whether safe and meaningful participation remains achievable.</w:t>
+        <w:t>Intervene and reassess.</w:t>
+      </w:r>
+      <w:r>
+        <w:rPr>
+          <w:rFonts w:cs="Book Antiqua"/>
+          <w:b w:val="false"/>
+          <w:i w:val="false"/>
+        </w:rPr>
+        <w:t xml:space="preserve"> Provide clear feedback; apply authorised adjustments; reassess whether safe and meaningful participation remains achievable.</w:t>
       </w:r>
     </w:p>
     <w:p>
@@ -747,15 +747,15 @@
           <w:b/>
           <w:i w:val="false"/>
         </w:rPr>
-        <w:t>Decide and record</w:t>
-      </w:r>
-      <w:r>
-        <w:rPr>
-          <w:rFonts w:cs="Book Antiqua"/>
-          <w:b w:val="false"/>
-          <w:i w:val="false"/>
-        </w:rPr>
-        <w:t xml:space="preserve"> — if withdrawal remains necessary, staff provide observations and a recommendation to the designated uniformed authority.</w:t>
+        <w:t>Decide and record.</w:t>
+      </w:r>
+      <w:r>
+        <w:rPr>
+          <w:rFonts w:cs="Book Antiqua"/>
+          <w:b w:val="false"/>
+          <w:i w:val="false"/>
+        </w:rPr>
+        <w:t xml:space="preserve"> If withdrawal remains necessary, staff provide observations and a recommendation to the designated uniformed authority.</w:t>
       </w:r>
     </w:p>
     <w:p>

--- a/output/withdrawal-sop.docx
+++ b/output/withdrawal-sop.docx
@@ -307,7 +307,7 @@
           <w:b w:val="false"/>
           <w:i w:val="false"/>
         </w:rPr>
-        <w:t>meaningful individual participation; or</w:t>
+        <w:t>the intended learning and assessment conditions; or</w:t>
       </w:r>
     </w:p>
     <w:p>
@@ -343,7 +343,7 @@
           <w:b w:val="false"/>
           <w:i w:val="false"/>
         </w:rPr>
-        <w:t>maintenance of learning and assessment conditions.</w:t>
+        <w:t>the safe and effective conduct of the activity.</w:t>
       </w:r>
     </w:p>
     <w:p>
@@ -363,6 +363,20 @@
           <w:sz w:val="24"/>
         </w:rPr>
         <w:t>3. Grounds for withdrawal</w:t>
+      </w:r>
+    </w:p>
+    <w:p>
+      <w:pPr>
+        <w:pStyle w:val="Normal"/>
+        <w:rPr/>
+      </w:pPr>
+      <w:r>
+        <w:rPr>
+          <w:rFonts w:cs="Book Antiqua"/>
+          <w:b w:val="false"/>
+          <w:i w:val="false"/>
+        </w:rPr>
+        <w:t>Each ground protects a different thing: the individual, the learning environment, and the activity itself.</w:t>
       </w:r>
     </w:p>
     <w:p>
@@ -390,15 +404,15 @@
           <w:b/>
           <w:i w:val="false"/>
         </w:rPr>
-        <w:t>Safety or medical risk.</w:t>
-      </w:r>
-      <w:r>
-        <w:rPr>
-          <w:rFonts w:cs="Book Antiqua"/>
-          <w:b w:val="false"/>
-          <w:i w:val="false"/>
-        </w:rPr>
-        <w:t xml:space="preserve"> Continued participation is unsafe or breaches an authorised medical restriction.</w:t>
+        <w:t>Medical and safety.</w:t>
+      </w:r>
+      <w:r>
+        <w:rPr>
+          <w:rFonts w:cs="Book Antiqua"/>
+          <w:b w:val="false"/>
+          <w:i w:val="false"/>
+        </w:rPr>
+        <w:t xml:space="preserve"> The participant cannot continue safely because of a medical condition or safety risk.</w:t>
       </w:r>
     </w:p>
     <w:p>
@@ -426,15 +440,15 @@
           <w:b/>
           <w:i w:val="false"/>
         </w:rPr>
-        <w:t>Physical participation.</w:t>
-      </w:r>
-      <w:r>
-        <w:rPr>
-          <w:rFonts w:cs="Book Antiqua"/>
-          <w:b w:val="false"/>
-          <w:i w:val="false"/>
-        </w:rPr>
-        <w:t xml:space="preserve"> The participant cannot safely undertake sufficient required activity despite reasonable adaptation.</w:t>
+        <w:t>Learning and assessment.</w:t>
+      </w:r>
+      <w:r>
+        <w:rPr>
+          <w:rFonts w:cs="Book Antiqua"/>
+          <w:b w:val="false"/>
+          <w:i w:val="false"/>
+        </w:rPr>
+        <w:t xml:space="preserve"> Continued participation by the participant prevents the activity from providing the intended learning and assessment conditions.</w:t>
       </w:r>
     </w:p>
     <w:p>
@@ -462,42 +476,6 @@
           <w:b/>
           <w:i w:val="false"/>
         </w:rPr>
-        <w:t>Learning and assessment validity.</w:t>
-      </w:r>
-      <w:r>
-        <w:rPr>
-          <w:rFonts w:cs="Book Antiqua"/>
-          <w:b w:val="false"/>
-          <w:i w:val="false"/>
-        </w:rPr>
-        <w:t xml:space="preserve"> The participant can no longer be meaningfully exposed to, develop against, or be assessed against approved objectives.</w:t>
-      </w:r>
-    </w:p>
-    <w:p>
-      <w:pPr>
-        <w:pStyle w:val="Normal"/>
-        <w:tabs>
-          <w:tab w:val="clear" w:pos="720"/>
-          <w:tab w:val="left" w:pos="397" w:leader="none"/>
-        </w:tabs>
-        <w:spacing w:before="60" w:after="40"/>
-        <w:ind w:hanging="397" w:left="397"/>
-        <w:rPr/>
-      </w:pPr>
-      <w:r>
-        <w:rPr>
-          <w:rFonts w:cs="Arial" w:ascii="Arial" w:hAnsi="Arial"/>
-          <w:b w:val="false"/>
-        </w:rPr>
-        <w:t>4.</w:t>
-        <w:tab/>
-      </w:r>
-      <w:r>
-        <w:rPr>
-          <w:rFonts w:cs="Book Antiqua"/>
-          <w:b/>
-          <w:i w:val="false"/>
-        </w:rPr>
         <w:t>Conduct.</w:t>
       </w:r>
       <w:r>
@@ -506,43 +484,7 @@
           <w:b w:val="false"/>
           <w:i w:val="false"/>
         </w:rPr>
-        <w:t xml:space="preserve"> Repeated refusal, deliberate non-compliance, or behaviour that creates risk or prevents team functioning after feedback.</w:t>
-      </w:r>
-    </w:p>
-    <w:p>
-      <w:pPr>
-        <w:pStyle w:val="Normal"/>
-        <w:tabs>
-          <w:tab w:val="clear" w:pos="720"/>
-          <w:tab w:val="left" w:pos="397" w:leader="none"/>
-        </w:tabs>
-        <w:spacing w:before="60" w:after="40"/>
-        <w:ind w:hanging="397" w:left="397"/>
-        <w:rPr/>
-      </w:pPr>
-      <w:r>
-        <w:rPr>
-          <w:rFonts w:cs="Arial" w:ascii="Arial" w:hAnsi="Arial"/>
-          <w:b w:val="false"/>
-        </w:rPr>
-        <w:t>5.</w:t>
-        <w:tab/>
-      </w:r>
-      <w:r>
-        <w:rPr>
-          <w:rFonts w:cs="Book Antiqua"/>
-          <w:b/>
-          <w:i w:val="false"/>
-        </w:rPr>
-        <w:t>Developmental welfare.</w:t>
-      </w:r>
-      <w:r>
-        <w:rPr>
-          <w:rFonts w:cs="Book Antiqua"/>
-          <w:b w:val="false"/>
-          <w:i w:val="false"/>
-        </w:rPr>
-        <w:t xml:space="preserve"> Continued participation is likely to cause harm and no longer provides meaningful developmental benefit.</w:t>
+        <w:t xml:space="preserve"> The participant refuses to follow lawful instructions or behaves in a way that prevents the safe and effective conduct of the activity.</w:t>
       </w:r>
     </w:p>
     <w:p>

--- a/output/withdrawal-sop.docx
+++ b/output/withdrawal-sop.docx
@@ -202,7 +202,7 @@
           <w:b w:val="false"/>
           <w:i w:val="false"/>
         </w:rPr>
-        <w:t>Provide a consistent, fair and defensible process for deciding whether a participant is withdrawn from the Adventure Race for safety, medical, conduct or performance reasons.</w:t>
+        <w:t>The purpose of the Adventure Race is to expose participants and teams to physical, mental and interpersonal pressure within a race environment. This SOP provides a consistent, fair and defensible process for deciding whether a participant is withdrawn for safety, medical, conduct or performance reasons.</w:t>
       </w:r>
     </w:p>
     <w:p>

--- a/output/withdrawal-sop.docx
+++ b/output/withdrawal-sop.docx
@@ -202,7 +202,7 @@
           <w:b w:val="false"/>
           <w:i w:val="false"/>
         </w:rPr>
-        <w:t>The purpose of the Adventure Race is to expose participants and teams to physical, mental and interpersonal pressure within a race environment. This SOP provides a consistent, fair and defensible process for deciding whether a participant is withdrawn for safety, medical, conduct or performance reasons.</w:t>
+        <w:t>The Adventure Race creates a race environment that exposes participants and teams to physical, mental and interpersonal pressure to enable leadership development. This SOP provides a fair, consistent and defensible process for participant withdrawal.</w:t>
       </w:r>
     </w:p>
     <w:p>
